--- a/_site/organizacion-industrial/2023-06-13-empresa-como-organizacion/index.docx
+++ b/_site/organizacion-industrial/2023-06-13-empresa-como-organizacion/index.docx
@@ -44,7 +44,7 @@
         <w:t xml:space="preserve"> </w:t>
       </w:r>
     </w:p>
-    <w:bookmarkStart w:id="20" w:name="title"/>
+    <w:bookmarkStart w:id="22" w:name="title"/>
     <w:p>
       <w:pPr>
         <w:pStyle w:val="Heading1"/>
@@ -93,8 +93,8 @@
         <w:t xml:space="preserve"> </w:t>
       </w:r>
     </w:p>
-    <w:bookmarkEnd w:id="20"/>
-    <w:bookmarkStart w:id="24" w:name="author-note"/>
+    <w:bookmarkEnd w:id="22"/>
+    <w:bookmarkStart w:id="26" w:name="author-note"/>
     <w:p>
       <w:pPr>
         <w:pStyle w:val="Heading1"/>
@@ -113,15 +113,15 @@
       <w:r>
         <w:t xml:space="preserve"> </w:t>
       </w:r>
-      <w:bookmarkStart w:id="21" w:name="orchid"/>
+      <w:bookmarkStart w:id="23" w:name="orchid"/>
       <w:r>
         <w:t xml:space="preserve">Orcid ID Logo: A green circle with white letters ID</w:t>
       </w:r>
-      <w:bookmarkEnd w:id="21"/>
+      <w:bookmarkEnd w:id="23"/>
       <w:r>
         <w:t xml:space="preserve"> </w:t>
       </w:r>
-      <w:hyperlink r:id="rId22">
+      <w:hyperlink r:id="rId24">
         <w:r>
           <w:rPr>
             <w:rStyle w:val="Hyperlink"/>
@@ -160,7 +160,7 @@
         <w:t xml:space="preserve">: </w:t>
       </w:r>
       <w:r>
-        <w:t xml:space="preserve">conceptualización y redacción</w:t>
+        <w:t xml:space="preserve">conceptualización, metodología, análisis formal, investigación, recursos, curación de datos, redacción, visualización, supervisión, y administración del proyecto</w:t>
       </w:r>
     </w:p>
     <w:p>
@@ -168,12 +168,12 @@
         <w:pStyle w:val="BodyText"/>
       </w:pPr>
       <w:r>
-        <w:t xml:space="preserve">La correspondencia relativa a este artículo debe dirigirse a Edison Achalma, Escuela Profesional de Economía, Universidad Nacional de San Cristóbal de Huamanga, Ayacucho, AYA, Perú, Email:</w:t>
+        <w:t xml:space="preserve">La correspondencia relativa a este artículo debe dirigirse a Edison Achalma, Escuela Profesional de Economía, Universidad Nacional de San Cristóbal de Huamanga, Portal Independencia N° 57, Ayacucho, AYA 5001, Perú, Email:</w:t>
       </w:r>
       <w:r>
         <w:t xml:space="preserve"> </w:t>
       </w:r>
-      <w:hyperlink r:id="rId23">
+      <w:hyperlink r:id="rId25">
         <w:r>
           <w:rPr>
             <w:rStyle w:val="Hyperlink"/>
@@ -187,8 +187,8 @@
         <w:br w:type="page"/>
       </w:r>
     </w:p>
-    <w:bookmarkEnd w:id="24"/>
-    <w:bookmarkStart w:id="25" w:name="abstract"/>
+    <w:bookmarkEnd w:id="26"/>
+    <w:bookmarkStart w:id="27" w:name="abstract"/>
     <w:p>
       <w:pPr>
         <w:pStyle w:val="Heading1"/>
@@ -225,8 +225,8 @@
         <w:br w:type="page"/>
       </w:r>
     </w:p>
-    <w:bookmarkEnd w:id="25"/>
-    <w:bookmarkStart w:id="26" w:name="firstheader"/>
+    <w:bookmarkEnd w:id="27"/>
+    <w:bookmarkStart w:id="28" w:name="firstheader"/>
     <w:p>
       <w:pPr>
         <w:pStyle w:val="Heading1"/>
@@ -235,8 +235,8 @@
         <w:t xml:space="preserve">La empresa como organización económica</w:t>
       </w:r>
     </w:p>
-    <w:bookmarkEnd w:id="26"/>
-    <w:bookmarkStart w:id="27" w:name="X1fc28a2af49f8d0774f6bbb23925e332c9ca3f7"/>
+    <w:bookmarkEnd w:id="28"/>
+    <w:bookmarkStart w:id="29" w:name="X1fc28a2af49f8d0774f6bbb23925e332c9ca3f7"/>
     <w:p>
       <w:pPr>
         <w:pStyle w:val="Heading1"/>
@@ -374,8 +374,8 @@
         <w:t xml:space="preserve">La empresa se relaciona y se adapta al entorno externo en el que opera, teniendo en cuenta factores económicos, legales, sociales y tecnológicos.</w:t>
       </w:r>
     </w:p>
-    <w:bookmarkEnd w:id="27"/>
-    <w:bookmarkStart w:id="28" w:name="Xcd6a5d163b968a9d77b7fd7b4d7ff84e325cc46"/>
+    <w:bookmarkEnd w:id="29"/>
+    <w:bookmarkStart w:id="30" w:name="Xcd6a5d163b968a9d77b7fd7b4d7ff84e325cc46"/>
     <w:p>
       <w:pPr>
         <w:pStyle w:val="Heading1"/>
@@ -521,8 +521,8 @@
         <w:t xml:space="preserve">Al comprender a la empresa como un sistema, se puede tener una visión holística de su funcionamiento y tomar decisiones estratégicas más informadas. Además, se enfatiza la importancia de la coordinación y la interacción entre los elementos del sistema para lograr resultados exitosos y sostenibles en el tiempo.</w:t>
       </w:r>
     </w:p>
-    <w:bookmarkEnd w:id="28"/>
-    <w:bookmarkStart w:id="29" w:name="X9d0a266db9e5fba418fd1487bb74ae6e2d59248"/>
+    <w:bookmarkEnd w:id="30"/>
+    <w:bookmarkStart w:id="31" w:name="X9d0a266db9e5fba418fd1487bb74ae6e2d59248"/>
     <w:p>
       <w:pPr>
         <w:pStyle w:val="Heading1"/>
@@ -847,8 +847,8 @@
         <w:t xml:space="preserve">: En la era del capitalismo de la información, se destacan las empresas de organización del conocimiento. Estas empresas se centran en el manejo y utilización de la información como recurso estratégico, tomando decisiones basadas en el conocimiento y la tecnología. Son unidades complejas evolucionadas, organizadas en forma multisocietaria y global, con un enfoque en la creación, gestión y utilización del conocimiento para obtener ventajas competitivas.</w:t>
       </w:r>
     </w:p>
-    <w:bookmarkEnd w:id="29"/>
-    <w:bookmarkStart w:id="36" w:name="elementos-constitutivos-de-la-empresa"/>
+    <w:bookmarkEnd w:id="31"/>
+    <w:bookmarkStart w:id="38" w:name="elementos-constitutivos-de-la-empresa"/>
     <w:p>
       <w:pPr>
         <w:pStyle w:val="Heading1"/>
@@ -865,7 +865,7 @@
         <w:t xml:space="preserve">La empresa está compuesta por diversos elementos que desempeñan un papel fundamental en su funcionamiento y desarrollo. A continuación, se detallan los elementos constitutivos de la empresa:</w:t>
       </w:r>
     </w:p>
-    <w:bookmarkStart w:id="32" w:name="elementos-activos"/>
+    <w:bookmarkStart w:id="34" w:name="elementos-activos"/>
     <w:p>
       <w:pPr>
         <w:pStyle w:val="Heading2"/>
@@ -874,7 +874,7 @@
         <w:t xml:space="preserve">4.1 Elementos activos</w:t>
       </w:r>
     </w:p>
-    <w:bookmarkStart w:id="30" w:name="empresario"/>
+    <w:bookmarkStart w:id="32" w:name="empresario"/>
     <w:p>
       <w:pPr>
         <w:pStyle w:val="Heading3"/>
@@ -891,8 +891,8 @@
         <w:t xml:space="preserve">El empresario es aquel que asume el riesgo y la responsabilidad de la empresa. Puede ser el propietario o un directivo que toma decisiones estratégicas y dirige las operaciones de la empresa.</w:t>
       </w:r>
     </w:p>
-    <w:bookmarkEnd w:id="30"/>
-    <w:bookmarkStart w:id="31" w:name="empleados"/>
+    <w:bookmarkEnd w:id="32"/>
+    <w:bookmarkStart w:id="33" w:name="empleados"/>
     <w:p>
       <w:pPr>
         <w:pStyle w:val="Heading3"/>
@@ -909,9 +909,9 @@
         <w:t xml:space="preserve">Los empleados son el recurso humano que trabaja en la empresa. Estos desempeñan diferentes roles y funciones dentro de la organización, contribuyendo al logro de los objetivos empresariales.</w:t>
       </w:r>
     </w:p>
-    <w:bookmarkEnd w:id="31"/>
-    <w:bookmarkEnd w:id="32"/>
-    <w:bookmarkStart w:id="35" w:name="elementos-pasivos"/>
+    <w:bookmarkEnd w:id="33"/>
+    <w:bookmarkEnd w:id="34"/>
+    <w:bookmarkStart w:id="37" w:name="elementos-pasivos"/>
     <w:p>
       <w:pPr>
         <w:pStyle w:val="Heading2"/>
@@ -920,7 +920,7 @@
         <w:t xml:space="preserve">4.2 Elementos pasivos</w:t>
       </w:r>
     </w:p>
-    <w:bookmarkStart w:id="33" w:name="elementos-tangibles"/>
+    <w:bookmarkStart w:id="35" w:name="elementos-tangibles"/>
     <w:p>
       <w:pPr>
         <w:pStyle w:val="Heading3"/>
@@ -937,8 +937,8 @@
         <w:t xml:space="preserve">Los elementos tangibles se refieren a los activos físicos de la empresa. Estos pueden ser no duraderos, como materias primas o productos en proceso, o duraderos, como maquinaria, equipos y edificios.</w:t>
       </w:r>
     </w:p>
-    <w:bookmarkEnd w:id="33"/>
-    <w:bookmarkStart w:id="34" w:name="elementos-intangibles"/>
+    <w:bookmarkEnd w:id="35"/>
+    <w:bookmarkStart w:id="36" w:name="elementos-intangibles"/>
     <w:p>
       <w:pPr>
         <w:pStyle w:val="Heading3"/>
@@ -1026,10 +1026,10 @@
         <w:t xml:space="preserve">Hace referencia a las relaciones que la empresa establece con clientes, proveedores y otros agentes del entorno empresarial. Estas relaciones son clave para el desarrollo de alianzas estratégicas, la colaboración y la creación de redes de valor.</w:t>
       </w:r>
     </w:p>
-    <w:bookmarkEnd w:id="34"/>
-    <w:bookmarkEnd w:id="35"/>
     <w:bookmarkEnd w:id="36"/>
-    <w:bookmarkStart w:id="43" w:name="función-de-la-empresa-en-la-economía"/>
+    <w:bookmarkEnd w:id="37"/>
+    <w:bookmarkEnd w:id="38"/>
+    <w:bookmarkStart w:id="45" w:name="función-de-la-empresa-en-la-economía"/>
     <w:p>
       <w:pPr>
         <w:pStyle w:val="Heading1"/>
@@ -1046,7 +1046,7 @@
         <w:t xml:space="preserve">La empresa desempeña un papel fundamental en la economía al generar bienes y servicios de forma eficiente. A continuación, se detallan las funciones principales de la empresa en la economía:</w:t>
       </w:r>
     </w:p>
-    <w:bookmarkStart w:id="37" w:name="Xc6ed2a54870619d0b85c37daf001d728a0fcc79"/>
+    <w:bookmarkStart w:id="39" w:name="Xc6ed2a54870619d0b85c37daf001d728a0fcc79"/>
     <w:p>
       <w:pPr>
         <w:pStyle w:val="Heading2"/>
@@ -1063,8 +1063,8 @@
         <w:t xml:space="preserve">La empresa tiene como objetivo principal producir bienes y servicios de manera eficiente, utilizando los recursos disponibles de manera óptima. Esto implica minimizar los costos de producción y maximizar la calidad y la productividad.</w:t>
       </w:r>
     </w:p>
-    <w:bookmarkEnd w:id="37"/>
-    <w:bookmarkStart w:id="38" w:name="X6ea9a6d62ead2f732525b5ef4f3e267f1a1773d"/>
+    <w:bookmarkEnd w:id="39"/>
+    <w:bookmarkStart w:id="40" w:name="X6ea9a6d62ead2f732525b5ef4f3e267f1a1773d"/>
     <w:p>
       <w:pPr>
         <w:pStyle w:val="Heading2"/>
@@ -1089,8 +1089,8 @@
         <w:t xml:space="preserve">Además, la empresa también asume y reduce los costos de información al tener acceso a información privilegiada y especializada sobre el mercado, los consumidores y los proveedores. Esto le permite tomar decisiones informadas y estratégicas para mejorar su desempeño y competitividad.</w:t>
       </w:r>
     </w:p>
-    <w:bookmarkEnd w:id="38"/>
-    <w:bookmarkStart w:id="39" w:name="anticipar-el-producto-obtenido"/>
+    <w:bookmarkEnd w:id="40"/>
+    <w:bookmarkStart w:id="41" w:name="anticipar-el-producto-obtenido"/>
     <w:p>
       <w:pPr>
         <w:pStyle w:val="Heading2"/>
@@ -1107,8 +1107,8 @@
         <w:t xml:space="preserve">La empresa tiene la capacidad de anticipar el producto obtenido al identificar y satisfacer las necesidades y demandas de los consumidores. A través de la investigación de mercado y el análisis de las tendencias, la empresa puede desarrollar productos y servicios que se ajusten a las preferencias del público objetivo, anticipándose así a sus deseos y expectativas.</w:t>
       </w:r>
     </w:p>
-    <w:bookmarkEnd w:id="39"/>
-    <w:bookmarkStart w:id="40" w:name="X1c3fbf6167b90685f8c9d3267c5003014529d55"/>
+    <w:bookmarkEnd w:id="41"/>
+    <w:bookmarkStart w:id="42" w:name="X1c3fbf6167b90685f8c9d3267c5003014529d55"/>
     <w:p>
       <w:pPr>
         <w:pStyle w:val="Heading2"/>
@@ -1125,8 +1125,8 @@
         <w:t xml:space="preserve">La empresa asume el riesgo de la actividad económica al invertir recursos financieros, humanos y tecnológicos en la producción de bienes y servicios. Esto implica enfrentar la incertidumbre del mercado, los cambios en la demanda, la competencia y otros factores externos que pueden afectar su desempeño. La empresa asume este riesgo con el objetivo de obtener beneficios y lograr su supervivencia en el mercado.</w:t>
       </w:r>
     </w:p>
-    <w:bookmarkEnd w:id="40"/>
-    <w:bookmarkStart w:id="41" w:name="desarrollar-el-sistema-económico"/>
+    <w:bookmarkEnd w:id="42"/>
+    <w:bookmarkStart w:id="43" w:name="desarrollar-el-sistema-económico"/>
     <w:p>
       <w:pPr>
         <w:pStyle w:val="Heading2"/>
@@ -1143,8 +1143,8 @@
         <w:t xml:space="preserve">La empresa juega un papel crucial en el desarrollo del sistema económico al generar empleo, contribuir al crecimiento económico, fomentar la innovación y la investigación, y promover el intercambio comercial. La actividad empresarial impulsa el desarrollo económico de una sociedad al generar riqueza, crear oportunidades y estimular la competencia.</w:t>
       </w:r>
     </w:p>
-    <w:bookmarkEnd w:id="41"/>
-    <w:bookmarkStart w:id="42" w:name="coordinar-el-proceso-productivo"/>
+    <w:bookmarkEnd w:id="43"/>
+    <w:bookmarkStart w:id="44" w:name="coordinar-el-proceso-productivo"/>
     <w:p>
       <w:pPr>
         <w:pStyle w:val="Heading2"/>
@@ -1161,9 +1161,9 @@
         <w:t xml:space="preserve">La empresa desempeña un papel de coordinación en el proceso productivo al organizar y supervisar las diferentes etapas de producción. Esto implica la planificación, la asignación de recursos, la gestión de inventarios, la coordinación de equipos de trabajo y el control de la calidad, entre otras actividades. La empresa busca garantizar la eficiencia y la coherencia en el proceso productivo para lograr la satisfacción de los clientes y la obtención de resultados óptimos.</w:t>
       </w:r>
     </w:p>
-    <w:bookmarkEnd w:id="42"/>
-    <w:bookmarkEnd w:id="43"/>
-    <w:bookmarkStart w:id="48" w:name="fundamentos-económicos-de-las-empresas"/>
+    <w:bookmarkEnd w:id="44"/>
+    <w:bookmarkEnd w:id="45"/>
+    <w:bookmarkStart w:id="50" w:name="fundamentos-económicos-de-las-empresas"/>
     <w:p>
       <w:pPr>
         <w:pStyle w:val="Heading1"/>
@@ -1180,7 +1180,7 @@
         <w:t xml:space="preserve">Según Gregory Mankiw, la economía se ocupa del estudio de cómo la sociedad administra sus recursos. En el contexto de las empresas, existen diferentes tipos de recursos que son fundamentales para su funcionamiento. A continuación, se detallan estos recursos y su relación con la producción de bienes y servicios:</w:t>
       </w:r>
     </w:p>
-    <w:bookmarkStart w:id="44" w:name="recursos-naturales"/>
+    <w:bookmarkStart w:id="46" w:name="recursos-naturales"/>
     <w:p>
       <w:pPr>
         <w:pStyle w:val="Heading2"/>
@@ -1197,8 +1197,8 @@
         <w:t xml:space="preserve">Los recursos naturales son elementos que no son producidos por el ser humano y que se encuentran disponibles en la naturaleza. Ejemplos de recursos naturales incluyen terrenos, bosques, agua, minerales, petróleo, entre otros. Estos recursos son utilizados por las empresas en sus procesos de producción para extraer, transformar o utilizar como insumos en la elaboración de bienes y servicios.</w:t>
       </w:r>
     </w:p>
-    <w:bookmarkEnd w:id="44"/>
-    <w:bookmarkStart w:id="45" w:name="recursos-humanos-o-mano-de-obra"/>
+    <w:bookmarkEnd w:id="46"/>
+    <w:bookmarkStart w:id="47" w:name="recursos-humanos-o-mano-de-obra"/>
     <w:p>
       <w:pPr>
         <w:pStyle w:val="Heading2"/>
@@ -1215,8 +1215,8 @@
         <w:t xml:space="preserve">Los recursos humanos se refieren a las capacidades físicas y mentales que las personas aplican en la producción de bienes y servicios. Esto incluye tanto el trabajo manual como el trabajo intelectual realizado por los empleados de una empresa. Los recursos humanos son esenciales para llevar a cabo las diferentes tareas y funciones necesarias en la producción y operación de la empresa.</w:t>
       </w:r>
     </w:p>
-    <w:bookmarkEnd w:id="45"/>
-    <w:bookmarkStart w:id="46" w:name="recursos-financieros-o-capital"/>
+    <w:bookmarkEnd w:id="47"/>
+    <w:bookmarkStart w:id="48" w:name="recursos-financieros-o-capital"/>
     <w:p>
       <w:pPr>
         <w:pStyle w:val="Heading2"/>
@@ -1233,8 +1233,8 @@
         <w:t xml:space="preserve">Los recursos financieros, también conocidos como capital, se refieren a los fondos con los que se adquieren los recursos naturales y humanos necesarios para la elaboración de productos. El capital puede provenir de diversas fuentes, como inversionistas, préstamos bancarios, capital propio de los empresarios, entre otros. Estos recursos financieros se utilizan para financiar la adquisición de activos, como maquinaria, equipos, tecnología, así como para cubrir los costos operativos y de producción de la empresa.</w:t>
       </w:r>
     </w:p>
-    <w:bookmarkEnd w:id="46"/>
-    <w:bookmarkStart w:id="47" w:name="producción-de-bienes-y-servicios"/>
+    <w:bookmarkEnd w:id="48"/>
+    <w:bookmarkStart w:id="49" w:name="producción-de-bienes-y-servicios"/>
     <w:p>
       <w:pPr>
         <w:pStyle w:val="Heading2"/>
@@ -1251,9 +1251,9 @@
         <w:t xml:space="preserve">La producción de bienes y servicios es el resultado de combinar los recursos naturales, recursos humanos y recursos financieros. En este proceso, los recursos naturales se utilizan como insumos, los recursos humanos aportan su trabajo y conocimiento, y los recursos financieros permiten adquirir y utilizar eficientemente los otros recursos. La producción de bienes y servicios es el objetivo principal de las empresas, donde se busca transformar los insumos en productos finales que satisfagan las necesidades y demandas de los consumidores.</w:t>
       </w:r>
     </w:p>
-    <w:bookmarkEnd w:id="47"/>
-    <w:bookmarkEnd w:id="48"/>
-    <w:bookmarkStart w:id="63" w:name="publicaciones-similares"/>
+    <w:bookmarkEnd w:id="49"/>
+    <w:bookmarkEnd w:id="50"/>
+    <w:bookmarkStart w:id="65" w:name="publicaciones-similares"/>
     <w:p>
       <w:pPr>
         <w:pStyle w:val="Heading1"/>
@@ -1278,11 +1278,11 @@
           <w:numId w:val="1005"/>
         </w:numPr>
       </w:pPr>
-      <w:hyperlink r:id="rId49"/>
+      <w:hyperlink r:id="rId51"/>
       <w:r>
         <w:t xml:space="preserve"> </w:t>
       </w:r>
-      <w:hyperlink r:id="rId50">
+      <w:hyperlink r:id="rId52">
         <w:r>
           <w:rPr>
             <w:rStyle w:val="Hyperlink"/>
@@ -1299,11 +1299,11 @@
           <w:numId w:val="1005"/>
         </w:numPr>
       </w:pPr>
-      <w:hyperlink r:id="rId51"/>
+      <w:hyperlink r:id="rId53"/>
       <w:r>
         <w:t xml:space="preserve"> </w:t>
       </w:r>
-      <w:hyperlink r:id="rId52">
+      <w:hyperlink r:id="rId54">
         <w:r>
           <w:rPr>
             <w:rStyle w:val="Hyperlink"/>
@@ -1320,11 +1320,11 @@
           <w:numId w:val="1005"/>
         </w:numPr>
       </w:pPr>
-      <w:hyperlink r:id="rId53"/>
+      <w:hyperlink r:id="rId55"/>
       <w:r>
         <w:t xml:space="preserve"> </w:t>
       </w:r>
-      <w:hyperlink r:id="rId54">
+      <w:hyperlink r:id="rId56">
         <w:r>
           <w:rPr>
             <w:rStyle w:val="Hyperlink"/>
@@ -1341,11 +1341,11 @@
           <w:numId w:val="1005"/>
         </w:numPr>
       </w:pPr>
-      <w:hyperlink r:id="rId55"/>
+      <w:hyperlink r:id="rId57"/>
       <w:r>
         <w:t xml:space="preserve"> </w:t>
       </w:r>
-      <w:hyperlink r:id="rId56">
+      <w:hyperlink r:id="rId58">
         <w:r>
           <w:rPr>
             <w:rStyle w:val="Hyperlink"/>
@@ -1362,11 +1362,11 @@
           <w:numId w:val="1005"/>
         </w:numPr>
       </w:pPr>
-      <w:hyperlink r:id="rId57"/>
+      <w:hyperlink r:id="rId59"/>
       <w:r>
         <w:t xml:space="preserve"> </w:t>
       </w:r>
-      <w:hyperlink r:id="rId58">
+      <w:hyperlink r:id="rId60">
         <w:r>
           <w:rPr>
             <w:rStyle w:val="Hyperlink"/>
@@ -1383,11 +1383,11 @@
           <w:numId w:val="1005"/>
         </w:numPr>
       </w:pPr>
-      <w:hyperlink r:id="rId59"/>
+      <w:hyperlink r:id="rId61"/>
       <w:r>
         <w:t xml:space="preserve"> </w:t>
       </w:r>
-      <w:hyperlink r:id="rId60">
+      <w:hyperlink r:id="rId62">
         <w:r>
           <w:rPr>
             <w:rStyle w:val="Hyperlink"/>
@@ -1404,11 +1404,11 @@
           <w:numId w:val="1005"/>
         </w:numPr>
       </w:pPr>
-      <w:hyperlink r:id="rId61"/>
+      <w:hyperlink r:id="rId63"/>
       <w:r>
         <w:t xml:space="preserve"> </w:t>
       </w:r>
-      <w:hyperlink r:id="rId62">
+      <w:hyperlink r:id="rId64">
         <w:r>
           <w:rPr>
             <w:rStyle w:val="Hyperlink"/>
@@ -1425,14 +1425,14 @@
         <w:t xml:space="preserve">Esperamos que encuentres estas publicaciones igualmente interesantes y útiles. ¡Disfruta de la lectura!</w:t>
       </w:r>
     </w:p>
-    <w:bookmarkEnd w:id="63"/>
+    <w:bookmarkEnd w:id="65"/>
     <w:sectPr>
-      <w:headerReference r:id="rId9" w:type="even"/>
-      <w:headerReference r:id="rId11" w:type="default"/>
-      <w:footerReference r:id="rId14" w:type="even"/>
-      <w:footerReference r:id="rId13" w:type="default"/>
-      <w:headerReference r:id="rId10" w:type="first"/>
-      <w:footerReference r:id="rId12" w:type="first"/>
+      <w:headerReference r:id="rId8" w:type="even"/>
+      <w:headerReference r:id="rId9" w:type="default"/>
+      <w:footerReference r:id="rId10" w:type="even"/>
+      <w:footerReference r:id="rId11" w:type="default"/>
+      <w:headerReference r:id="rId12" w:type="first"/>
+      <w:footerReference r:id="rId13" w:type="first"/>
       <w:pgSz w:h="15840" w:w="12240"/>
       <w:pgMar w:bottom="1440" w:footer="720" w:gutter="0" w:header="720" w:left="1440" w:right="1440" w:top="1440"/>
       <w:cols w:space="720"/>
